--- a/Data Analyst nebius/Data_Analyst_Kurnosenko_EN.docx
+++ b/Data Analyst nebius/Data_Analyst_Kurnosenko_EN.docx
@@ -246,6 +246,7 @@
             <w:pPr>
               <w:pStyle w:val="Normal"/>
               <w:widowControl/>
+              <w:suppressAutoHyphens w:val="true"/>
               <w:spacing w:lineRule="auto" w:line="240" w:before="0" w:after="0"/>
               <w:jc w:val="start"/>
               <w:rPr>
@@ -277,6 +278,7 @@
             <w:pPr>
               <w:pStyle w:val="Normal"/>
               <w:widowControl/>
+              <w:suppressAutoHyphens w:val="true"/>
               <w:spacing w:lineRule="auto" w:line="240" w:before="0" w:after="0"/>
               <w:jc w:val="start"/>
               <w:rPr>
@@ -311,6 +313,7 @@
             <w:pPr>
               <w:pStyle w:val="Normal"/>
               <w:widowControl/>
+              <w:suppressAutoHyphens w:val="true"/>
               <w:spacing w:lineRule="auto" w:line="240" w:before="0" w:after="0"/>
               <w:jc w:val="start"/>
               <w:rPr>
@@ -342,6 +345,7 @@
             <w:pPr>
               <w:pStyle w:val="Normal"/>
               <w:widowControl/>
+              <w:suppressAutoHyphens w:val="true"/>
               <w:spacing w:lineRule="auto" w:line="240" w:before="0" w:after="0"/>
               <w:jc w:val="start"/>
               <w:rPr>
@@ -376,6 +380,7 @@
             <w:pPr>
               <w:pStyle w:val="Normal"/>
               <w:widowControl/>
+              <w:suppressAutoHyphens w:val="true"/>
               <w:spacing w:lineRule="auto" w:line="240" w:before="0" w:after="0"/>
               <w:jc w:val="start"/>
               <w:rPr>
@@ -407,6 +412,7 @@
             <w:pPr>
               <w:pStyle w:val="Normal"/>
               <w:widowControl/>
+              <w:suppressAutoHyphens w:val="true"/>
               <w:spacing w:lineRule="auto" w:line="240" w:before="0" w:after="0"/>
               <w:jc w:val="start"/>
               <w:rPr>
@@ -441,6 +447,7 @@
             <w:pPr>
               <w:pStyle w:val="Normal"/>
               <w:widowControl/>
+              <w:suppressAutoHyphens w:val="true"/>
               <w:spacing w:lineRule="auto" w:line="240" w:before="0" w:after="0"/>
               <w:jc w:val="start"/>
               <w:rPr>
@@ -472,6 +479,7 @@
             <w:pPr>
               <w:pStyle w:val="Normal"/>
               <w:widowControl/>
+              <w:suppressAutoHyphens w:val="true"/>
               <w:spacing w:lineRule="auto" w:line="240" w:before="0" w:after="0"/>
               <w:jc w:val="start"/>
               <w:rPr>
@@ -506,6 +514,7 @@
             <w:pPr>
               <w:pStyle w:val="Normal"/>
               <w:widowControl/>
+              <w:suppressAutoHyphens w:val="true"/>
               <w:spacing w:lineRule="auto" w:line="240" w:before="0" w:after="0"/>
               <w:jc w:val="start"/>
               <w:rPr>
@@ -537,6 +546,7 @@
             <w:pPr>
               <w:pStyle w:val="Normal"/>
               <w:widowControl/>
+              <w:suppressAutoHyphens w:val="true"/>
               <w:spacing w:lineRule="auto" w:line="240" w:before="0" w:after="0"/>
               <w:jc w:val="start"/>
               <w:rPr>
@@ -571,6 +581,7 @@
             <w:pPr>
               <w:pStyle w:val="Normal"/>
               <w:widowControl/>
+              <w:suppressAutoHyphens w:val="true"/>
               <w:spacing w:lineRule="auto" w:line="240" w:before="0" w:after="0"/>
               <w:jc w:val="start"/>
               <w:rPr>
@@ -602,6 +613,7 @@
             <w:pPr>
               <w:pStyle w:val="Normal"/>
               <w:widowControl/>
+              <w:suppressAutoHyphens w:val="true"/>
               <w:spacing w:lineRule="auto" w:line="240" w:before="0" w:after="0"/>
               <w:jc w:val="start"/>
               <w:rPr>
@@ -636,6 +648,7 @@
             <w:pPr>
               <w:pStyle w:val="Normal"/>
               <w:widowControl/>
+              <w:suppressAutoHyphens w:val="true"/>
               <w:spacing w:lineRule="auto" w:line="240" w:before="0" w:after="0"/>
               <w:jc w:val="start"/>
               <w:rPr>
@@ -667,6 +680,7 @@
             <w:pPr>
               <w:pStyle w:val="Normal"/>
               <w:widowControl/>
+              <w:suppressAutoHyphens w:val="true"/>
               <w:spacing w:lineRule="auto" w:line="240" w:before="0" w:after="0"/>
               <w:jc w:val="start"/>
               <w:rPr>
@@ -701,6 +715,7 @@
             <w:pPr>
               <w:pStyle w:val="Normal"/>
               <w:widowControl/>
+              <w:suppressAutoHyphens w:val="true"/>
               <w:spacing w:lineRule="auto" w:line="240" w:before="0" w:after="0"/>
               <w:jc w:val="start"/>
               <w:rPr>
@@ -732,6 +747,7 @@
             <w:pPr>
               <w:pStyle w:val="Normal"/>
               <w:widowControl/>
+              <w:suppressAutoHyphens w:val="true"/>
               <w:spacing w:lineRule="auto" w:line="240" w:before="0" w:after="0"/>
               <w:jc w:val="start"/>
               <w:rPr>
@@ -766,6 +782,7 @@
             <w:pPr>
               <w:pStyle w:val="Normal"/>
               <w:widowControl/>
+              <w:suppressAutoHyphens w:val="true"/>
               <w:spacing w:lineRule="auto" w:line="240" w:before="0" w:after="0"/>
               <w:jc w:val="start"/>
               <w:rPr>
@@ -797,6 +814,7 @@
             <w:pPr>
               <w:pStyle w:val="Normal"/>
               <w:widowControl/>
+              <w:suppressAutoHyphens w:val="true"/>
               <w:spacing w:lineRule="auto" w:line="240" w:before="0" w:after="0"/>
               <w:jc w:val="start"/>
               <w:rPr>
@@ -831,6 +849,7 @@
             <w:pPr>
               <w:pStyle w:val="Normal"/>
               <w:widowControl/>
+              <w:suppressAutoHyphens w:val="true"/>
               <w:spacing w:lineRule="auto" w:line="240" w:before="0" w:after="0"/>
               <w:jc w:val="start"/>
               <w:rPr>
@@ -862,6 +881,7 @@
             <w:pPr>
               <w:pStyle w:val="Normal"/>
               <w:widowControl/>
+              <w:suppressAutoHyphens w:val="true"/>
               <w:spacing w:lineRule="auto" w:line="240" w:before="0" w:after="0"/>
               <w:jc w:val="start"/>
               <w:rPr>
@@ -981,6 +1001,7 @@
             <w:pPr>
               <w:pStyle w:val="Normal"/>
               <w:widowControl/>
+              <w:suppressAutoHyphens w:val="true"/>
               <w:spacing w:lineRule="auto" w:line="240" w:before="0" w:after="0"/>
               <w:jc w:val="start"/>
               <w:rPr>
@@ -1012,6 +1033,7 @@
             <w:pPr>
               <w:pStyle w:val="Normal"/>
               <w:widowControl/>
+              <w:suppressAutoHyphens w:val="true"/>
               <w:spacing w:lineRule="auto" w:line="240" w:before="0" w:after="0"/>
               <w:jc w:val="start"/>
               <w:rPr>
@@ -1046,6 +1068,7 @@
             <w:pPr>
               <w:pStyle w:val="Normal"/>
               <w:widowControl/>
+              <w:suppressAutoHyphens w:val="true"/>
               <w:spacing w:lineRule="auto" w:line="240" w:before="0" w:after="0"/>
               <w:jc w:val="start"/>
               <w:rPr>
@@ -1077,6 +1100,7 @@
             <w:pPr>
               <w:pStyle w:val="Normal"/>
               <w:widowControl/>
+              <w:suppressAutoHyphens w:val="true"/>
               <w:spacing w:lineRule="auto" w:line="240" w:before="0" w:after="0"/>
               <w:jc w:val="start"/>
               <w:rPr>
@@ -1111,6 +1135,7 @@
             <w:pPr>
               <w:pStyle w:val="Normal"/>
               <w:widowControl/>
+              <w:suppressAutoHyphens w:val="true"/>
               <w:spacing w:lineRule="auto" w:line="240" w:before="0" w:after="0"/>
               <w:jc w:val="start"/>
               <w:rPr>
@@ -1142,6 +1167,7 @@
             <w:pPr>
               <w:pStyle w:val="Normal"/>
               <w:widowControl/>
+              <w:suppressAutoHyphens w:val="true"/>
               <w:spacing w:lineRule="auto" w:line="240" w:before="0" w:after="0"/>
               <w:jc w:val="start"/>
               <w:rPr>
@@ -1176,6 +1202,7 @@
             <w:pPr>
               <w:pStyle w:val="Normal"/>
               <w:widowControl/>
+              <w:suppressAutoHyphens w:val="true"/>
               <w:spacing w:lineRule="auto" w:line="240" w:before="0" w:after="0"/>
               <w:jc w:val="start"/>
               <w:rPr>
@@ -1207,6 +1234,7 @@
             <w:pPr>
               <w:pStyle w:val="Normal"/>
               <w:widowControl/>
+              <w:suppressAutoHyphens w:val="true"/>
               <w:spacing w:lineRule="auto" w:line="240" w:before="0" w:after="0"/>
               <w:jc w:val="start"/>
               <w:rPr>
@@ -1241,6 +1269,7 @@
             <w:pPr>
               <w:pStyle w:val="Normal"/>
               <w:widowControl/>
+              <w:suppressAutoHyphens w:val="true"/>
               <w:spacing w:lineRule="auto" w:line="240" w:before="0" w:after="0"/>
               <w:jc w:val="start"/>
               <w:rPr>
@@ -1272,6 +1301,7 @@
             <w:pPr>
               <w:pStyle w:val="Normal"/>
               <w:widowControl/>
+              <w:suppressAutoHyphens w:val="true"/>
               <w:spacing w:lineRule="auto" w:line="240" w:before="0" w:after="0"/>
               <w:jc w:val="start"/>
               <w:rPr>
@@ -1306,6 +1336,7 @@
             <w:pPr>
               <w:pStyle w:val="Normal"/>
               <w:widowControl/>
+              <w:suppressAutoHyphens w:val="true"/>
               <w:spacing w:lineRule="auto" w:line="240" w:before="0" w:after="0"/>
               <w:jc w:val="start"/>
               <w:rPr>
@@ -1337,6 +1368,7 @@
             <w:pPr>
               <w:pStyle w:val="Normal"/>
               <w:widowControl/>
+              <w:suppressAutoHyphens w:val="true"/>
               <w:spacing w:lineRule="auto" w:line="240" w:before="0" w:after="0"/>
               <w:jc w:val="start"/>
               <w:rPr>
@@ -1371,6 +1403,7 @@
             <w:pPr>
               <w:pStyle w:val="Normal"/>
               <w:widowControl/>
+              <w:suppressAutoHyphens w:val="true"/>
               <w:spacing w:lineRule="auto" w:line="240" w:before="0" w:after="0"/>
               <w:jc w:val="start"/>
               <w:rPr>
@@ -1402,6 +1435,7 @@
             <w:pPr>
               <w:pStyle w:val="Normal"/>
               <w:widowControl/>
+              <w:suppressAutoHyphens w:val="true"/>
               <w:spacing w:lineRule="auto" w:line="240" w:before="0" w:after="0"/>
               <w:jc w:val="start"/>
               <w:rPr>
@@ -1727,7 +1761,16 @@
           <w:color w:val="666666"/>
           <w:sz w:val="18"/>
         </w:rPr>
-        <w:t>March 2025 — Present</w:t>
+        <w:t xml:space="preserve">March 2025 — </w:t>
+      </w:r>
+      <w:r>
+        <w:rPr>
+          <w:i/>
+          <w:color w:val="666666"/>
+          <w:sz w:val="18"/>
+          <w:lang w:val="en-US"/>
+        </w:rPr>
+        <w:t>July 2026</w:t>
       </w:r>
     </w:p>
     <w:p>
@@ -2188,7 +2231,11 @@
         </w:rPr>
       </w:pPr>
       <w:r>
-        <w:rPr/>
+        <w:rPr>
+          <w:i/>
+          <w:color w:val="666666"/>
+          <w:sz w:val="16"/>
+        </w:rPr>
       </w:r>
     </w:p>
     <w:sectPr>
@@ -2233,6 +2280,7 @@
         </w:tabs>
         <w:ind w:start="1080" w:hanging="360"/>
       </w:pPr>
+      <w:rPr/>
     </w:lvl>
     <w:lvl w:ilvl="2">
       <w:start w:val="1"/>
@@ -2245,6 +2293,7 @@
         </w:tabs>
         <w:ind w:start="1440" w:hanging="360"/>
       </w:pPr>
+      <w:rPr/>
     </w:lvl>
     <w:lvl w:ilvl="3">
       <w:start w:val="1"/>
@@ -2257,6 +2306,7 @@
         </w:tabs>
         <w:ind w:start="1800" w:hanging="360"/>
       </w:pPr>
+      <w:rPr/>
     </w:lvl>
     <w:lvl w:ilvl="4">
       <w:start w:val="1"/>
@@ -2269,6 +2319,7 @@
         </w:tabs>
         <w:ind w:start="2160" w:hanging="360"/>
       </w:pPr>
+      <w:rPr/>
     </w:lvl>
     <w:lvl w:ilvl="5">
       <w:start w:val="1"/>
@@ -2281,6 +2332,7 @@
         </w:tabs>
         <w:ind w:start="2520" w:hanging="360"/>
       </w:pPr>
+      <w:rPr/>
     </w:lvl>
     <w:lvl w:ilvl="6">
       <w:start w:val="1"/>
@@ -2293,6 +2345,7 @@
         </w:tabs>
         <w:ind w:start="2880" w:hanging="360"/>
       </w:pPr>
+      <w:rPr/>
     </w:lvl>
     <w:lvl w:ilvl="7">
       <w:start w:val="1"/>
@@ -2305,6 +2358,7 @@
         </w:tabs>
         <w:ind w:start="3240" w:hanging="360"/>
       </w:pPr>
+      <w:rPr/>
     </w:lvl>
     <w:lvl w:ilvl="8">
       <w:start w:val="1"/>
@@ -2317,6 +2371,7 @@
         </w:tabs>
         <w:ind w:start="3600" w:hanging="360"/>
       </w:pPr>
+      <w:rPr/>
     </w:lvl>
   </w:abstractNum>
   <w:abstractNum w:abstractNumId="2">
@@ -2346,6 +2401,7 @@
         </w:tabs>
         <w:ind w:start="1080" w:hanging="360"/>
       </w:pPr>
+      <w:rPr/>
     </w:lvl>
     <w:lvl w:ilvl="2">
       <w:start w:val="1"/>
@@ -2358,6 +2414,7 @@
         </w:tabs>
         <w:ind w:start="1440" w:hanging="360"/>
       </w:pPr>
+      <w:rPr/>
     </w:lvl>
     <w:lvl w:ilvl="3">
       <w:start w:val="1"/>
@@ -2370,6 +2427,7 @@
         </w:tabs>
         <w:ind w:start="1800" w:hanging="360"/>
       </w:pPr>
+      <w:rPr/>
     </w:lvl>
     <w:lvl w:ilvl="4">
       <w:start w:val="1"/>
@@ -2382,6 +2440,7 @@
         </w:tabs>
         <w:ind w:start="2160" w:hanging="360"/>
       </w:pPr>
+      <w:rPr/>
     </w:lvl>
     <w:lvl w:ilvl="5">
       <w:start w:val="1"/>
@@ -2394,6 +2453,7 @@
         </w:tabs>
         <w:ind w:start="2520" w:hanging="360"/>
       </w:pPr>
+      <w:rPr/>
     </w:lvl>
     <w:lvl w:ilvl="6">
       <w:start w:val="1"/>
@@ -2406,6 +2466,7 @@
         </w:tabs>
         <w:ind w:start="2880" w:hanging="360"/>
       </w:pPr>
+      <w:rPr/>
     </w:lvl>
     <w:lvl w:ilvl="7">
       <w:start w:val="1"/>
@@ -2418,6 +2479,7 @@
         </w:tabs>
         <w:ind w:start="3240" w:hanging="360"/>
       </w:pPr>
+      <w:rPr/>
     </w:lvl>
     <w:lvl w:ilvl="8">
       <w:start w:val="1"/>
@@ -2430,6 +2492,7 @@
         </w:tabs>
         <w:ind w:start="3600" w:hanging="360"/>
       </w:pPr>
+      <w:rPr/>
     </w:lvl>
   </w:abstractNum>
   <w:abstractNum w:abstractNumId="3">
@@ -2459,6 +2522,7 @@
         </w:tabs>
         <w:ind w:start="1080" w:hanging="360"/>
       </w:pPr>
+      <w:rPr/>
     </w:lvl>
     <w:lvl w:ilvl="2">
       <w:start w:val="1"/>
@@ -2471,6 +2535,7 @@
         </w:tabs>
         <w:ind w:start="1440" w:hanging="360"/>
       </w:pPr>
+      <w:rPr/>
     </w:lvl>
     <w:lvl w:ilvl="3">
       <w:start w:val="1"/>
@@ -2483,6 +2548,7 @@
         </w:tabs>
         <w:ind w:start="1800" w:hanging="360"/>
       </w:pPr>
+      <w:rPr/>
     </w:lvl>
     <w:lvl w:ilvl="4">
       <w:start w:val="1"/>
@@ -2495,6 +2561,7 @@
         </w:tabs>
         <w:ind w:start="2160" w:hanging="360"/>
       </w:pPr>
+      <w:rPr/>
     </w:lvl>
     <w:lvl w:ilvl="5">
       <w:start w:val="1"/>
@@ -2507,6 +2574,7 @@
         </w:tabs>
         <w:ind w:start="2520" w:hanging="360"/>
       </w:pPr>
+      <w:rPr/>
     </w:lvl>
     <w:lvl w:ilvl="6">
       <w:start w:val="1"/>
@@ -2519,6 +2587,7 @@
         </w:tabs>
         <w:ind w:start="2880" w:hanging="360"/>
       </w:pPr>
+      <w:rPr/>
     </w:lvl>
     <w:lvl w:ilvl="7">
       <w:start w:val="1"/>
@@ -2531,6 +2600,7 @@
         </w:tabs>
         <w:ind w:start="3240" w:hanging="360"/>
       </w:pPr>
+      <w:rPr/>
     </w:lvl>
     <w:lvl w:ilvl="8">
       <w:start w:val="1"/>
@@ -2543,6 +2613,7 @@
         </w:tabs>
         <w:ind w:start="3600" w:hanging="360"/>
       </w:pPr>
+      <w:rPr/>
     </w:lvl>
   </w:abstractNum>
   <w:abstractNum w:abstractNumId="4">
@@ -2570,6 +2641,7 @@
         </w:tabs>
         <w:ind w:start="1080" w:hanging="360"/>
       </w:pPr>
+      <w:rPr/>
     </w:lvl>
     <w:lvl w:ilvl="2">
       <w:start w:val="1"/>
@@ -2582,6 +2654,7 @@
         </w:tabs>
         <w:ind w:start="1440" w:hanging="360"/>
       </w:pPr>
+      <w:rPr/>
     </w:lvl>
     <w:lvl w:ilvl="3">
       <w:start w:val="1"/>
@@ -2594,6 +2667,7 @@
         </w:tabs>
         <w:ind w:start="1800" w:hanging="360"/>
       </w:pPr>
+      <w:rPr/>
     </w:lvl>
     <w:lvl w:ilvl="4">
       <w:start w:val="1"/>
@@ -2606,6 +2680,7 @@
         </w:tabs>
         <w:ind w:start="2160" w:hanging="360"/>
       </w:pPr>
+      <w:rPr/>
     </w:lvl>
     <w:lvl w:ilvl="5">
       <w:start w:val="1"/>
@@ -2618,6 +2693,7 @@
         </w:tabs>
         <w:ind w:start="2520" w:hanging="360"/>
       </w:pPr>
+      <w:rPr/>
     </w:lvl>
     <w:lvl w:ilvl="6">
       <w:start w:val="1"/>
@@ -2630,6 +2706,7 @@
         </w:tabs>
         <w:ind w:start="2880" w:hanging="360"/>
       </w:pPr>
+      <w:rPr/>
     </w:lvl>
     <w:lvl w:ilvl="7">
       <w:start w:val="1"/>
@@ -2642,6 +2719,7 @@
         </w:tabs>
         <w:ind w:start="3240" w:hanging="360"/>
       </w:pPr>
+      <w:rPr/>
     </w:lvl>
     <w:lvl w:ilvl="8">
       <w:start w:val="1"/>
@@ -2654,6 +2732,7 @@
         </w:tabs>
         <w:ind w:start="3600" w:hanging="360"/>
       </w:pPr>
+      <w:rPr/>
     </w:lvl>
   </w:abstractNum>
   <w:abstractNum w:abstractNumId="5">
@@ -2681,6 +2760,7 @@
         </w:tabs>
         <w:ind w:start="1080" w:hanging="360"/>
       </w:pPr>
+      <w:rPr/>
     </w:lvl>
     <w:lvl w:ilvl="2">
       <w:start w:val="1"/>
@@ -2693,6 +2773,7 @@
         </w:tabs>
         <w:ind w:start="1440" w:hanging="360"/>
       </w:pPr>
+      <w:rPr/>
     </w:lvl>
     <w:lvl w:ilvl="3">
       <w:start w:val="1"/>
@@ -2705,6 +2786,7 @@
         </w:tabs>
         <w:ind w:start="1800" w:hanging="360"/>
       </w:pPr>
+      <w:rPr/>
     </w:lvl>
     <w:lvl w:ilvl="4">
       <w:start w:val="1"/>
@@ -2717,6 +2799,7 @@
         </w:tabs>
         <w:ind w:start="2160" w:hanging="360"/>
       </w:pPr>
+      <w:rPr/>
     </w:lvl>
     <w:lvl w:ilvl="5">
       <w:start w:val="1"/>
@@ -2729,6 +2812,7 @@
         </w:tabs>
         <w:ind w:start="2520" w:hanging="360"/>
       </w:pPr>
+      <w:rPr/>
     </w:lvl>
     <w:lvl w:ilvl="6">
       <w:start w:val="1"/>
@@ -2741,6 +2825,7 @@
         </w:tabs>
         <w:ind w:start="2880" w:hanging="360"/>
       </w:pPr>
+      <w:rPr/>
     </w:lvl>
     <w:lvl w:ilvl="7">
       <w:start w:val="1"/>
@@ -2753,6 +2838,7 @@
         </w:tabs>
         <w:ind w:start="3240" w:hanging="360"/>
       </w:pPr>
+      <w:rPr/>
     </w:lvl>
     <w:lvl w:ilvl="8">
       <w:start w:val="1"/>
@@ -2765,6 +2851,7 @@
         </w:tabs>
         <w:ind w:start="3600" w:hanging="360"/>
       </w:pPr>
+      <w:rPr/>
     </w:lvl>
   </w:abstractNum>
   <w:abstractNum w:abstractNumId="6">
@@ -2792,6 +2879,7 @@
         </w:tabs>
         <w:ind w:start="1080" w:hanging="360"/>
       </w:pPr>
+      <w:rPr/>
     </w:lvl>
     <w:lvl w:ilvl="2">
       <w:start w:val="1"/>
@@ -2804,6 +2892,7 @@
         </w:tabs>
         <w:ind w:start="1440" w:hanging="360"/>
       </w:pPr>
+      <w:rPr/>
     </w:lvl>
     <w:lvl w:ilvl="3">
       <w:start w:val="1"/>
@@ -2816,6 +2905,7 @@
         </w:tabs>
         <w:ind w:start="1800" w:hanging="360"/>
       </w:pPr>
+      <w:rPr/>
     </w:lvl>
     <w:lvl w:ilvl="4">
       <w:start w:val="1"/>
@@ -2828,6 +2918,7 @@
         </w:tabs>
         <w:ind w:start="2160" w:hanging="360"/>
       </w:pPr>
+      <w:rPr/>
     </w:lvl>
     <w:lvl w:ilvl="5">
       <w:start w:val="1"/>
@@ -2840,6 +2931,7 @@
         </w:tabs>
         <w:ind w:start="2520" w:hanging="360"/>
       </w:pPr>
+      <w:rPr/>
     </w:lvl>
     <w:lvl w:ilvl="6">
       <w:start w:val="1"/>
@@ -2852,6 +2944,7 @@
         </w:tabs>
         <w:ind w:start="2880" w:hanging="360"/>
       </w:pPr>
+      <w:rPr/>
     </w:lvl>
     <w:lvl w:ilvl="7">
       <w:start w:val="1"/>
@@ -2864,6 +2957,7 @@
         </w:tabs>
         <w:ind w:start="3240" w:hanging="360"/>
       </w:pPr>
+      <w:rPr/>
     </w:lvl>
     <w:lvl w:ilvl="8">
       <w:start w:val="1"/>
@@ -2876,6 +2970,7 @@
         </w:tabs>
         <w:ind w:start="3600" w:hanging="360"/>
       </w:pPr>
+      <w:rPr/>
     </w:lvl>
   </w:abstractNum>
   <w:abstractNum w:abstractNumId="7">
@@ -3026,7 +3121,7 @@
   <w:docDefaults>
     <w:rPrDefault>
       <w:rPr>
-        <w:rFonts w:ascii="Cambria" w:hAnsi="Cambria" w:eastAsia="ＭＳ 明朝" w:cs="" w:asciiTheme="minorHAnsi" w:cstheme="minorBidi" w:eastAsiaTheme="minorEastAsia" w:hAnsiTheme="minorHAnsi"/>
+        <w:rFonts w:ascii="Cambria" w:hAnsi="Cambria" w:eastAsia="" w:cs="" w:asciiTheme="minorHAnsi" w:cstheme="minorBidi" w:eastAsiaTheme="minorEastAsia" w:hAnsiTheme="minorHAnsi"/>
         <w:sz w:val="22"/>
         <w:szCs w:val="22"/>
         <w:lang w:val="en-US" w:eastAsia="en-US" w:bidi="ar-SA"/>
@@ -3183,6 +3278,7 @@
     <w:rsid w:val="00fc693f"/>
     <w:pPr>
       <w:widowControl/>
+      <w:suppressAutoHyphens w:val="true"/>
       <w:bidi w:val="0"/>
       <w:spacing w:lineRule="auto" w:line="276" w:before="0" w:after="200"/>
       <w:jc w:val="start"/>
@@ -3211,7 +3307,7 @@
       <w:outlineLvl w:val="0"/>
     </w:pPr>
     <w:rPr>
-      <w:rFonts w:ascii="Calibri" w:hAnsi="Calibri" w:eastAsia="ＭＳ ゴシック" w:cs="" w:asciiTheme="majorHAnsi" w:cstheme="majorBidi" w:eastAsiaTheme="majorEastAsia" w:hAnsiTheme="majorHAnsi"/>
+      <w:rFonts w:ascii="Calibri" w:hAnsi="Calibri" w:eastAsia="" w:cs="" w:asciiTheme="majorHAnsi" w:cstheme="majorBidi" w:eastAsiaTheme="majorEastAsia" w:hAnsiTheme="majorHAnsi"/>
       <w:b/>
       <w:bCs/>
       <w:color w:themeColor="accent1" w:themeShade="bf" w:val="365F91"/>
@@ -3235,7 +3331,7 @@
       <w:outlineLvl w:val="1"/>
     </w:pPr>
     <w:rPr>
-      <w:rFonts w:ascii="Calibri" w:hAnsi="Calibri" w:eastAsia="ＭＳ ゴシック" w:cs="" w:asciiTheme="majorHAnsi" w:cstheme="majorBidi" w:eastAsiaTheme="majorEastAsia" w:hAnsiTheme="majorHAnsi"/>
+      <w:rFonts w:ascii="Calibri" w:hAnsi="Calibri" w:eastAsia="" w:cs="" w:asciiTheme="majorHAnsi" w:cstheme="majorBidi" w:eastAsiaTheme="majorEastAsia" w:hAnsiTheme="majorHAnsi"/>
       <w:b/>
       <w:bCs/>
       <w:color w:themeColor="accent1" w:val="4F81BD"/>
@@ -3259,7 +3355,7 @@
       <w:outlineLvl w:val="2"/>
     </w:pPr>
     <w:rPr>
-      <w:rFonts w:ascii="Calibri" w:hAnsi="Calibri" w:eastAsia="ＭＳ ゴシック" w:cs="" w:asciiTheme="majorHAnsi" w:cstheme="majorBidi" w:eastAsiaTheme="majorEastAsia" w:hAnsiTheme="majorHAnsi"/>
+      <w:rFonts w:ascii="Calibri" w:hAnsi="Calibri" w:eastAsia="" w:cs="" w:asciiTheme="majorHAnsi" w:cstheme="majorBidi" w:eastAsiaTheme="majorEastAsia" w:hAnsiTheme="majorHAnsi"/>
       <w:b/>
       <w:bCs/>
       <w:color w:themeColor="accent1" w:val="4F81BD"/>
@@ -3282,7 +3378,7 @@
       <w:outlineLvl w:val="3"/>
     </w:pPr>
     <w:rPr>
-      <w:rFonts w:ascii="Calibri" w:hAnsi="Calibri" w:eastAsia="ＭＳ ゴシック" w:cs="" w:asciiTheme="majorHAnsi" w:cstheme="majorBidi" w:eastAsiaTheme="majorEastAsia" w:hAnsiTheme="majorHAnsi"/>
+      <w:rFonts w:ascii="Calibri" w:hAnsi="Calibri" w:eastAsia="" w:cs="" w:asciiTheme="majorHAnsi" w:cstheme="majorBidi" w:eastAsiaTheme="majorEastAsia" w:hAnsiTheme="majorHAnsi"/>
       <w:b/>
       <w:bCs/>
       <w:i/>
@@ -3307,7 +3403,7 @@
       <w:outlineLvl w:val="4"/>
     </w:pPr>
     <w:rPr>
-      <w:rFonts w:ascii="Calibri" w:hAnsi="Calibri" w:eastAsia="ＭＳ ゴシック" w:cs="" w:asciiTheme="majorHAnsi" w:cstheme="majorBidi" w:eastAsiaTheme="majorEastAsia" w:hAnsiTheme="majorHAnsi"/>
+      <w:rFonts w:ascii="Calibri" w:hAnsi="Calibri" w:eastAsia="" w:cs="" w:asciiTheme="majorHAnsi" w:cstheme="majorBidi" w:eastAsiaTheme="majorEastAsia" w:hAnsiTheme="majorHAnsi"/>
       <w:color w:themeColor="accent1" w:themeShade="7f" w:val="243F60"/>
     </w:rPr>
   </w:style>
@@ -3328,7 +3424,7 @@
       <w:outlineLvl w:val="5"/>
     </w:pPr>
     <w:rPr>
-      <w:rFonts w:ascii="Calibri" w:hAnsi="Calibri" w:eastAsia="ＭＳ ゴシック" w:cs="" w:asciiTheme="majorHAnsi" w:cstheme="majorBidi" w:eastAsiaTheme="majorEastAsia" w:hAnsiTheme="majorHAnsi"/>
+      <w:rFonts w:ascii="Calibri" w:hAnsi="Calibri" w:eastAsia="" w:cs="" w:asciiTheme="majorHAnsi" w:cstheme="majorBidi" w:eastAsiaTheme="majorEastAsia" w:hAnsiTheme="majorHAnsi"/>
       <w:i/>
       <w:iCs/>
       <w:color w:themeColor="accent1" w:themeShade="7f" w:val="243F60"/>
@@ -3351,7 +3447,7 @@
       <w:outlineLvl w:val="6"/>
     </w:pPr>
     <w:rPr>
-      <w:rFonts w:ascii="Calibri" w:hAnsi="Calibri" w:eastAsia="ＭＳ ゴシック" w:cs="" w:asciiTheme="majorHAnsi" w:cstheme="majorBidi" w:eastAsiaTheme="majorEastAsia" w:hAnsiTheme="majorHAnsi"/>
+      <w:rFonts w:ascii="Calibri" w:hAnsi="Calibri" w:eastAsia="" w:cs="" w:asciiTheme="majorHAnsi" w:cstheme="majorBidi" w:eastAsiaTheme="majorEastAsia" w:hAnsiTheme="majorHAnsi"/>
       <w:i/>
       <w:iCs/>
       <w:color w:themeColor="text1" w:themeTint="bf" w:val="404040"/>
@@ -3374,7 +3470,7 @@
       <w:outlineLvl w:val="7"/>
     </w:pPr>
     <w:rPr>
-      <w:rFonts w:ascii="Calibri" w:hAnsi="Calibri" w:eastAsia="ＭＳ ゴシック" w:cs="" w:asciiTheme="majorHAnsi" w:cstheme="majorBidi" w:eastAsiaTheme="majorEastAsia" w:hAnsiTheme="majorHAnsi"/>
+      <w:rFonts w:ascii="Calibri" w:hAnsi="Calibri" w:eastAsia="" w:cs="" w:asciiTheme="majorHAnsi" w:cstheme="majorBidi" w:eastAsiaTheme="majorEastAsia" w:hAnsiTheme="majorHAnsi"/>
       <w:color w:themeColor="accent1" w:val="4F81BD"/>
       <w:sz w:val="20"/>
       <w:szCs w:val="20"/>
@@ -3397,7 +3493,7 @@
       <w:outlineLvl w:val="8"/>
     </w:pPr>
     <w:rPr>
-      <w:rFonts w:ascii="Calibri" w:hAnsi="Calibri" w:eastAsia="ＭＳ ゴシック" w:cs="" w:asciiTheme="majorHAnsi" w:cstheme="majorBidi" w:eastAsiaTheme="majorEastAsia" w:hAnsiTheme="majorHAnsi"/>
+      <w:rFonts w:ascii="Calibri" w:hAnsi="Calibri" w:eastAsia="" w:cs="" w:asciiTheme="majorHAnsi" w:cstheme="majorBidi" w:eastAsiaTheme="majorEastAsia" w:hAnsiTheme="majorHAnsi"/>
       <w:i/>
       <w:iCs/>
       <w:color w:themeColor="text1" w:themeTint="bf" w:val="404040"/>
@@ -3439,7 +3535,7 @@
     <w:qFormat/>
     <w:rsid w:val="00fc693f"/>
     <w:rPr>
-      <w:rFonts w:ascii="Calibri" w:hAnsi="Calibri" w:eastAsia="ＭＳ ゴシック" w:cs="" w:asciiTheme="majorHAnsi" w:cstheme="majorBidi" w:eastAsiaTheme="majorEastAsia" w:hAnsiTheme="majorHAnsi"/>
+      <w:rFonts w:ascii="Calibri" w:hAnsi="Calibri" w:eastAsia="" w:cs="" w:asciiTheme="majorHAnsi" w:cstheme="majorBidi" w:eastAsiaTheme="majorEastAsia" w:hAnsiTheme="majorHAnsi"/>
       <w:b/>
       <w:bCs/>
       <w:color w:themeColor="accent1" w:themeShade="bf" w:val="365F91"/>
@@ -3455,7 +3551,7 @@
     <w:qFormat/>
     <w:rsid w:val="00fc693f"/>
     <w:rPr>
-      <w:rFonts w:ascii="Calibri" w:hAnsi="Calibri" w:eastAsia="ＭＳ ゴシック" w:cs="" w:asciiTheme="majorHAnsi" w:cstheme="majorBidi" w:eastAsiaTheme="majorEastAsia" w:hAnsiTheme="majorHAnsi"/>
+      <w:rFonts w:ascii="Calibri" w:hAnsi="Calibri" w:eastAsia="" w:cs="" w:asciiTheme="majorHAnsi" w:cstheme="majorBidi" w:eastAsiaTheme="majorEastAsia" w:hAnsiTheme="majorHAnsi"/>
       <w:b/>
       <w:bCs/>
       <w:color w:themeColor="accent1" w:val="4F81BD"/>
@@ -3471,7 +3567,7 @@
     <w:qFormat/>
     <w:rsid w:val="00fc693f"/>
     <w:rPr>
-      <w:rFonts w:ascii="Calibri" w:hAnsi="Calibri" w:eastAsia="ＭＳ ゴシック" w:cs="" w:asciiTheme="majorHAnsi" w:cstheme="majorBidi" w:eastAsiaTheme="majorEastAsia" w:hAnsiTheme="majorHAnsi"/>
+      <w:rFonts w:ascii="Calibri" w:hAnsi="Calibri" w:eastAsia="" w:cs="" w:asciiTheme="majorHAnsi" w:cstheme="majorBidi" w:eastAsiaTheme="majorEastAsia" w:hAnsiTheme="majorHAnsi"/>
       <w:b/>
       <w:bCs/>
       <w:color w:themeColor="accent1" w:val="4F81BD"/>
@@ -3485,7 +3581,7 @@
     <w:qFormat/>
     <w:rsid w:val="00fc693f"/>
     <w:rPr>
-      <w:rFonts w:ascii="Calibri" w:hAnsi="Calibri" w:eastAsia="ＭＳ ゴシック" w:cs="" w:asciiTheme="majorHAnsi" w:cstheme="majorBidi" w:eastAsiaTheme="majorEastAsia" w:hAnsiTheme="majorHAnsi"/>
+      <w:rFonts w:ascii="Calibri" w:hAnsi="Calibri" w:eastAsia="" w:cs="" w:asciiTheme="majorHAnsi" w:cstheme="majorBidi" w:eastAsiaTheme="majorEastAsia" w:hAnsiTheme="majorHAnsi"/>
       <w:color w:themeColor="text2" w:themeShade="bf" w:val="17365D"/>
       <w:spacing w:val="5"/>
       <w:kern w:val="2"/>
@@ -3501,7 +3597,7 @@
     <w:qFormat/>
     <w:rsid w:val="00fc693f"/>
     <w:rPr>
-      <w:rFonts w:ascii="Calibri" w:hAnsi="Calibri" w:eastAsia="ＭＳ ゴシック" w:cs="" w:asciiTheme="majorHAnsi" w:cstheme="majorBidi" w:eastAsiaTheme="majorEastAsia" w:hAnsiTheme="majorHAnsi"/>
+      <w:rFonts w:ascii="Calibri" w:hAnsi="Calibri" w:eastAsia="" w:cs="" w:asciiTheme="majorHAnsi" w:cstheme="majorBidi" w:eastAsiaTheme="majorEastAsia" w:hAnsiTheme="majorHAnsi"/>
       <w:i/>
       <w:iCs/>
       <w:color w:themeColor="accent1" w:val="4F81BD"/>
@@ -3574,7 +3670,7 @@
     <w:qFormat/>
     <w:rsid w:val="00fc693f"/>
     <w:rPr>
-      <w:rFonts w:ascii="Calibri" w:hAnsi="Calibri" w:eastAsia="ＭＳ ゴシック" w:cs="" w:asciiTheme="majorHAnsi" w:cstheme="majorBidi" w:eastAsiaTheme="majorEastAsia" w:hAnsiTheme="majorHAnsi"/>
+      <w:rFonts w:ascii="Calibri" w:hAnsi="Calibri" w:eastAsia="" w:cs="" w:asciiTheme="majorHAnsi" w:cstheme="majorBidi" w:eastAsiaTheme="majorEastAsia" w:hAnsiTheme="majorHAnsi"/>
       <w:b/>
       <w:bCs/>
       <w:i/>
@@ -3591,7 +3687,7 @@
     <w:qFormat/>
     <w:rsid w:val="00fc693f"/>
     <w:rPr>
-      <w:rFonts w:ascii="Calibri" w:hAnsi="Calibri" w:eastAsia="ＭＳ ゴシック" w:cs="" w:asciiTheme="majorHAnsi" w:cstheme="majorBidi" w:eastAsiaTheme="majorEastAsia" w:hAnsiTheme="majorHAnsi"/>
+      <w:rFonts w:ascii="Calibri" w:hAnsi="Calibri" w:eastAsia="" w:cs="" w:asciiTheme="majorHAnsi" w:cstheme="majorBidi" w:eastAsiaTheme="majorEastAsia" w:hAnsiTheme="majorHAnsi"/>
       <w:color w:themeColor="accent1" w:themeShade="7f" w:val="243F60"/>
     </w:rPr>
   </w:style>
@@ -3604,7 +3700,7 @@
     <w:qFormat/>
     <w:rsid w:val="00fc693f"/>
     <w:rPr>
-      <w:rFonts w:ascii="Calibri" w:hAnsi="Calibri" w:eastAsia="ＭＳ ゴシック" w:cs="" w:asciiTheme="majorHAnsi" w:cstheme="majorBidi" w:eastAsiaTheme="majorEastAsia" w:hAnsiTheme="majorHAnsi"/>
+      <w:rFonts w:ascii="Calibri" w:hAnsi="Calibri" w:eastAsia="" w:cs="" w:asciiTheme="majorHAnsi" w:cstheme="majorBidi" w:eastAsiaTheme="majorEastAsia" w:hAnsiTheme="majorHAnsi"/>
       <w:i/>
       <w:iCs/>
       <w:color w:themeColor="accent1" w:themeShade="7f" w:val="243F60"/>
@@ -3619,7 +3715,7 @@
     <w:qFormat/>
     <w:rsid w:val="00fc693f"/>
     <w:rPr>
-      <w:rFonts w:ascii="Calibri" w:hAnsi="Calibri" w:eastAsia="ＭＳ ゴシック" w:cs="" w:asciiTheme="majorHAnsi" w:cstheme="majorBidi" w:eastAsiaTheme="majorEastAsia" w:hAnsiTheme="majorHAnsi"/>
+      <w:rFonts w:ascii="Calibri" w:hAnsi="Calibri" w:eastAsia="" w:cs="" w:asciiTheme="majorHAnsi" w:cstheme="majorBidi" w:eastAsiaTheme="majorEastAsia" w:hAnsiTheme="majorHAnsi"/>
       <w:i/>
       <w:iCs/>
       <w:color w:themeColor="text1" w:themeTint="bf" w:val="404040"/>
@@ -3634,7 +3730,7 @@
     <w:qFormat/>
     <w:rsid w:val="00fc693f"/>
     <w:rPr>
-      <w:rFonts w:ascii="Calibri" w:hAnsi="Calibri" w:eastAsia="ＭＳ ゴシック" w:cs="" w:asciiTheme="majorHAnsi" w:cstheme="majorBidi" w:eastAsiaTheme="majorEastAsia" w:hAnsiTheme="majorHAnsi"/>
+      <w:rFonts w:ascii="Calibri" w:hAnsi="Calibri" w:eastAsia="" w:cs="" w:asciiTheme="majorHAnsi" w:cstheme="majorBidi" w:eastAsiaTheme="majorEastAsia" w:hAnsiTheme="majorHAnsi"/>
       <w:color w:themeColor="accent1" w:val="4F81BD"/>
       <w:sz w:val="20"/>
       <w:szCs w:val="20"/>
@@ -3649,7 +3745,7 @@
     <w:qFormat/>
     <w:rsid w:val="00fc693f"/>
     <w:rPr>
-      <w:rFonts w:ascii="Calibri" w:hAnsi="Calibri" w:eastAsia="ＭＳ ゴシック" w:cs="" w:asciiTheme="majorHAnsi" w:cstheme="majorBidi" w:eastAsiaTheme="majorEastAsia" w:hAnsiTheme="majorHAnsi"/>
+      <w:rFonts w:ascii="Calibri" w:hAnsi="Calibri" w:eastAsia="" w:cs="" w:asciiTheme="majorHAnsi" w:cstheme="majorBidi" w:eastAsiaTheme="majorEastAsia" w:hAnsiTheme="majorHAnsi"/>
       <w:i/>
       <w:iCs/>
       <w:color w:themeColor="text1" w:themeTint="bf" w:val="404040"/>
@@ -3879,12 +3975,13 @@
     <w:rsid w:val="00fc693f"/>
     <w:pPr>
       <w:widowControl/>
+      <w:suppressAutoHyphens w:val="true"/>
       <w:bidi w:val="0"/>
       <w:spacing w:lineRule="auto" w:line="240" w:before="0" w:after="0"/>
       <w:jc w:val="start"/>
     </w:pPr>
     <w:rPr>
-      <w:rFonts w:ascii="Cambria" w:hAnsi="Cambria" w:eastAsia="ＭＳ 明朝" w:cs="" w:asciiTheme="minorHAnsi" w:cstheme="minorBidi" w:eastAsiaTheme="minorEastAsia" w:hAnsiTheme="minorHAnsi"/>
+      <w:rFonts w:ascii="Cambria" w:hAnsi="Cambria" w:eastAsia="" w:cs="" w:asciiTheme="minorHAnsi" w:cstheme="minorBidi" w:eastAsiaTheme="minorEastAsia" w:hAnsiTheme="minorHAnsi"/>
       <w:color w:val="auto"/>
       <w:kern w:val="0"/>
       <w:sz w:val="22"/>
@@ -3908,7 +4005,7 @@
       <w:contextualSpacing/>
     </w:pPr>
     <w:rPr>
-      <w:rFonts w:ascii="Calibri" w:hAnsi="Calibri" w:eastAsia="ＭＳ ゴシック" w:cs="" w:asciiTheme="majorHAnsi" w:cstheme="majorBidi" w:eastAsiaTheme="majorEastAsia" w:hAnsiTheme="majorHAnsi"/>
+      <w:rFonts w:ascii="Calibri" w:hAnsi="Calibri" w:eastAsia="" w:cs="" w:asciiTheme="majorHAnsi" w:cstheme="majorBidi" w:eastAsiaTheme="majorEastAsia" w:hAnsiTheme="majorHAnsi"/>
       <w:color w:themeColor="text2" w:themeShade="bf" w:val="17365D"/>
       <w:spacing w:val="5"/>
       <w:kern w:val="2"/>
@@ -3926,7 +4023,7 @@
     <w:rsid w:val="00fc693f"/>
     <w:pPr/>
     <w:rPr>
-      <w:rFonts w:ascii="Calibri" w:hAnsi="Calibri" w:eastAsia="ＭＳ ゴシック" w:cs="" w:asciiTheme="majorHAnsi" w:cstheme="majorBidi" w:eastAsiaTheme="majorEastAsia" w:hAnsiTheme="majorHAnsi"/>
+      <w:rFonts w:ascii="Calibri" w:hAnsi="Calibri" w:eastAsia="" w:cs="" w:asciiTheme="majorHAnsi" w:cstheme="majorBidi" w:eastAsiaTheme="majorEastAsia" w:hAnsiTheme="majorHAnsi"/>
       <w:i/>
       <w:iCs/>
       <w:color w:themeColor="accent1" w:val="4F81BD"/>
@@ -4159,12 +4256,13 @@
         <w:tab w:val="left" w:pos="3456" w:leader="none"/>
         <w:tab w:val="left" w:pos="4032" w:leader="none"/>
       </w:tabs>
+      <w:suppressAutoHyphens w:val="true"/>
       <w:bidi w:val="0"/>
       <w:spacing w:lineRule="auto" w:line="276" w:before="0" w:after="200"/>
       <w:jc w:val="start"/>
     </w:pPr>
     <w:rPr>
-      <w:rFonts w:ascii="Courier" w:hAnsi="Courier" w:eastAsia="ＭＳ 明朝" w:cs="" w:cstheme="minorBidi" w:eastAsiaTheme="minorEastAsia"/>
+      <w:rFonts w:ascii="Courier" w:hAnsi="Courier" w:eastAsia="" w:cs="" w:cstheme="minorBidi" w:eastAsiaTheme="minorEastAsia"/>
       <w:color w:val="auto"/>
       <w:kern w:val="0"/>
       <w:sz w:val="20"/>
@@ -7362,7 +7460,6 @@
       <w:pPr>
         <w:spacing w:before="0" w:after="0" w:line="240" w:lineRule="auto"/>
       </w:pPr>
-      <w:rPr/>
       <w:tblPr/>
       <w:tcPr>
         <w:tcBorders>
@@ -7508,7 +7605,6 @@
       <w:pPr>
         <w:spacing w:before="0" w:after="0" w:line="240" w:lineRule="auto"/>
       </w:pPr>
-      <w:rPr/>
       <w:tblPr/>
       <w:tcPr>
         <w:tcBorders>
@@ -7654,7 +7750,6 @@
       <w:pPr>
         <w:spacing w:before="0" w:after="0" w:line="240" w:lineRule="auto"/>
       </w:pPr>
-      <w:rPr/>
       <w:tblPr/>
       <w:tcPr>
         <w:tcBorders>
@@ -7800,7 +7895,6 @@
       <w:pPr>
         <w:spacing w:before="0" w:after="0" w:line="240" w:lineRule="auto"/>
       </w:pPr>
-      <w:rPr/>
       <w:tblPr/>
       <w:tcPr>
         <w:tcBorders>
@@ -7946,7 +8040,6 @@
       <w:pPr>
         <w:spacing w:before="0" w:after="0" w:line="240" w:lineRule="auto"/>
       </w:pPr>
-      <w:rPr/>
       <w:tblPr/>
       <w:tcPr>
         <w:tcBorders>
@@ -8092,7 +8185,6 @@
       <w:pPr>
         <w:spacing w:before="0" w:after="0" w:line="240" w:lineRule="auto"/>
       </w:pPr>
-      <w:rPr/>
       <w:tblPr/>
       <w:tcPr>
         <w:tcBorders>
@@ -8238,7 +8330,6 @@
       <w:pPr>
         <w:spacing w:before="0" w:after="0" w:line="240" w:lineRule="auto"/>
       </w:pPr>
-      <w:rPr/>
       <w:tblPr/>
       <w:tcPr>
         <w:tcBorders>
